--- a/ArNir/docs/ArNir_KnowledgeBase.docx
+++ b/ArNir/docs/ArNir_KnowledgeBase.docx
@@ -166,17 +166,17 @@
           </w:tcPr>
           <w:p>
             <w:r>
-              <w:t xml:space="preserve">Pending</w:t>
-            </w:r>
-          </w:p>
-        </w:tc>
-        <w:tc>
-          <w:tcPr>
-            <w:tcW w:type="pct" w:w="33%"/>
-          </w:tcPr>
-          <w:p>
-            <w:r>
-              <w:t xml:space="preserve">Healthcare domain features</w:t>
+              <w:t xml:space="preserve">Complete and verified</w:t>
+            </w:r>
+          </w:p>
+        </w:tc>
+        <w:tc>
+          <w:tcPr>
+            <w:tcW w:type="pct" w:w="33%"/>
+          </w:tcPr>
+          <w:p>
+            <w:r>
+              <w:t xml:space="preserve">Multi-document healthcare chat, medical term highlighting, jsPDF export, inline source document panel/viewer</w:t>
             </w:r>
           </w:p>
         </w:tc>
@@ -198,17 +198,17 @@
           </w:tcPr>
           <w:p>
             <w:r>
-              <w:t xml:space="preserve">Pending</w:t>
-            </w:r>
-          </w:p>
-        </w:tc>
-        <w:tc>
-          <w:tcPr>
-            <w:tcW w:type="pct" w:w="33%"/>
-          </w:tcPr>
-          <w:p>
-            <w:r>
-              <w:t xml:space="preserve">Ecommerce domain features</w:t>
+              <w:t xml:space="preserve">Complete and verified</w:t>
+            </w:r>
+          </w:p>
+        </w:tc>
+        <w:tc>
+          <w:tcPr>
+            <w:tcW w:type="pct" w:w="33%"/>
+          </w:tcPr>
+          <w:p>
+            <w:r>
+              <w:t xml:space="preserve">Product comparison, budget filters, cart/wishlist, image metadata rendering, facet-filtered recommendations</w:t>
             </w:r>
           </w:p>
         </w:tc>
@@ -230,17 +230,17 @@
           </w:tcPr>
           <w:p>
             <w:r>
-              <w:t xml:space="preserve">Pending</w:t>
-            </w:r>
-          </w:p>
-        </w:tc>
-        <w:tc>
-          <w:tcPr>
-            <w:tcW w:type="pct" w:w="33%"/>
-          </w:tcPr>
-          <w:p>
-            <w:r>
-              <w:t xml:space="preserve">Finance domain features</w:t>
+              <w:t xml:space="preserve">Complete and verified</w:t>
+            </w:r>
+          </w:p>
+        </w:tc>
+        <w:tc>
+          <w:tcPr>
+            <w:tcW w:type="pct" w:w="33%"/>
+          </w:tcPr>
+          <w:p>
+            <w:r>
+              <w:t xml:space="preserve">Recharts finance chart, markdown DataTable, weighted risk score/gauge, compare mode, PDF/XLSX export</w:t>
             </w:r>
           </w:p>
         </w:tc>
@@ -262,17 +262,17 @@
           </w:tcPr>
           <w:p>
             <w:r>
-              <w:t xml:space="preserve">Pending</w:t>
-            </w:r>
-          </w:p>
-        </w:tc>
-        <w:tc>
-          <w:tcPr>
-            <w:tcW w:type="pct" w:w="33%"/>
-          </w:tcPr>
-          <w:p>
-            <w:r>
-              <w:t xml:space="preserve">Docker + infrastructure improvements</w:t>
+              <w:t xml:space="preserve">Complete in source, verified for tests/builds/E2E</w:t>
+            </w:r>
+          </w:p>
+        </w:tc>
+        <w:tc>
+          <w:tcPr>
+            <w:tcW w:type="pct" w:w="33%"/>
+          </w:tcPr>
+          <w:p>
+            <w:r>
+              <w:t xml:space="preserve">Runtime API env-config injection, demo healthchecks, nginx caching, .dockerignore, CI workflow, Playwright smoke tests</w:t>
             </w:r>
           </w:p>
         </w:tc>
@@ -294,17 +294,17 @@
           </w:tcPr>
           <w:p>
             <w:r>
-              <w:t xml:space="preserve">Pending</w:t>
-            </w:r>
-          </w:p>
-        </w:tc>
-        <w:tc>
-          <w:tcPr>
-            <w:tcW w:type="pct" w:w="33%"/>
-          </w:tcPr>
-          <w:p>
-            <w:r>
-              <w:t xml:space="preserve">Streaming + analytics</w:t>
+              <w:t xml:space="preserve">Complete</w:t>
+            </w:r>
+          </w:p>
+        </w:tc>
+        <w:tc>
+          <w:tcPr>
+            <w:tcW w:type="pct" w:w="33%"/>
+          </w:tcPr>
+          <w:p>
+            <w:r>
+              <w:t xml:space="preserve">SSE streaming endpoint (GET /api/rag/stream), useChatStream hook, ragStream client, AnalyticsProvider + tracker</w:t>
             </w:r>
           </w:p>
         </w:tc>
@@ -326,17 +326,17 @@
           </w:tcPr>
           <w:p>
             <w:r>
-              <w:t xml:space="preserve">Pending</w:t>
-            </w:r>
-          </w:p>
-        </w:tc>
-        <w:tc>
-          <w:tcPr>
-            <w:tcW w:type="pct" w:w="33%"/>
-          </w:tcPr>
-          <w:p>
-            <w:r>
-              <w:t xml:space="preserve">TypeScript migration</w:t>
+              <w:t xml:space="preserve">Complete and verified</w:t>
+            </w:r>
+          </w:p>
+        </w:tc>
+        <w:tc>
+          <w:tcPr>
+            <w:tcW w:type="pct" w:w="33%"/>
+          </w:tcPr>
+          <w:p>
+            <w:r>
+              <w:t xml:space="preserve">Strict TypeScript for @arnir/shared. 56 files renamed .js/.jsx to .ts/.tsx. types/index.ts (20+ interfaces). tsc --noEmit 0 errors</w:t>
             </w:r>
           </w:p>
         </w:tc>
@@ -352,27 +352,27 @@
     </w:p>
     <w:p>
       <w:r>
-        <w:t xml:space="preserve">Shared tests: 31/31</w:t>
-      </w:r>
-    </w:p>
-    <w:p>
-      <w:r>
-        <w:t xml:space="preserve">Healthcare demo tests: 12/12</w:t>
-      </w:r>
-    </w:p>
-    <w:p>
-      <w:r>
-        <w:t xml:space="preserve">Ecommerce demo tests: 8/8</w:t>
-      </w:r>
-    </w:p>
-    <w:p>
-      <w:r>
-        <w:t xml:space="preserve">Finance demo tests: 10/10</w:t>
-      </w:r>
-    </w:p>
-    <w:p>
-      <w:r>
-        <w:t xml:space="preserve">Builds verified: @arnir/shared, healthcare-demo, ecommerce-demo, finance-demo</w:t>
+        <w:t xml:space="preserve">Shared tests: 37/37</w:t>
+      </w:r>
+    </w:p>
+    <w:p>
+      <w:r>
+        <w:t xml:space="preserve">Healthcare demo tests: 13/13</w:t>
+      </w:r>
+    </w:p>
+    <w:p>
+      <w:r>
+        <w:t xml:space="preserve">Ecommerce demo tests: 9/9</w:t>
+      </w:r>
+    </w:p>
+    <w:p>
+      <w:r>
+        <w:t xml:space="preserve">Finance demo tests: 13/13</w:t>
+      </w:r>
+    </w:p>
+    <w:p>
+      <w:r>
+        <w:t xml:space="preserve">Builds verified: @arnir/shared, healthcare-demo, ecommerce-demo, finance-demo. Playwright 6/6. tsc --noEmit 0 errors</w:t>
       </w:r>
     </w:p>
     <w:p>
@@ -398,7 +398,7 @@
     </w:p>
     <w:p>
       <w:r>
-        <w:t xml:space="preserve">Backend build status remains 0 errors with 72/72 unit tests passing, alongside the previously completed Sprints 1-8, Docker setup, and demo frontend integration.</w:t>
+        <w:t xml:space="preserve">Backend build status remains 0 errors with 72/72 unit tests passing. All 8 sprints complete. All 8 improvement phases complete (Foundation, Accessibility, Healthcare, Ecommerce, Finance, Docker/Infra, Streaming/Analytics, TypeScript). @arnir/shared is now fully typed TypeScript with strict mode.</w:t>
       </w:r>
     </w:p>
     <w:sectPr>

--- a/ArNir/docs/ArNir_KnowledgeBase.docx
+++ b/ArNir/docs/ArNir_KnowledgeBase.docx
@@ -44,7 +44,7 @@
           <w:i/>
           <w:iCs/>
         </w:rPr>
-        <w:t xml:space="preserve">v2.3  |  March 2026  |  Branch: AI_Consultant_Update</w:t>
+        <w:t xml:space="preserve">v2.4  |  March 2026  |  Branch: AI_Consultant_Update</w:t>
       </w:r>
     </w:p>
     <w:p>
@@ -908,6 +908,86 @@
           </w:p>
         </w:tc>
       </w:tr>
+      <w:tr>
+        <w:tc>
+          <w:tcPr>
+            <w:tcW w:type="dxa" w:w="1685"/>
+            <w:tcBorders>
+              <w:top w:val="single" w:color="CCCCCC" w:sz="1"/>
+              <w:left w:val="single" w:color="CCCCCC" w:sz="1"/>
+              <w:bottom w:val="single" w:color="CCCCCC" w:sz="1"/>
+              <w:right w:val="single" w:color="CCCCCC" w:sz="1"/>
+            </w:tcBorders>
+            <w:shd w:fill="F5F5F5" w:val="clear"/>
+            <w:tcMar>
+              <w:top w:type="dxa" w:w="60"/>
+              <w:left w:type="dxa" w:w="120"/>
+              <w:bottom w:type="dxa" w:w="60"/>
+              <w:right w:type="dxa" w:w="120"/>
+            </w:tcMar>
+          </w:tcPr>
+          <w:p>
+            <w:pPr>
+              <w:spacing w:after="0" w:before="0"/>
+            </w:pPr>
+            <w:r>
+              <w:t xml:space="preserve">Ecommerce Product Display Fixes + Platform Settings Wiring</w:t>
+            </w:r>
+          </w:p>
+        </w:tc>
+        <w:tc>
+          <w:tcPr>
+            <w:tcW w:type="dxa" w:w="2808"/>
+            <w:tcBorders>
+              <w:top w:val="single" w:color="CCCCCC" w:sz="1"/>
+              <w:left w:val="single" w:color="CCCCCC" w:sz="1"/>
+              <w:bottom w:val="single" w:color="CCCCCC" w:sz="1"/>
+              <w:right w:val="single" w:color="CCCCCC" w:sz="1"/>
+            </w:tcBorders>
+            <w:shd w:fill="F5F5F5" w:val="clear"/>
+            <w:tcMar>
+              <w:top w:type="dxa" w:w="60"/>
+              <w:left w:type="dxa" w:w="120"/>
+              <w:bottom w:type="dxa" w:w="60"/>
+              <w:right w:type="dxa" w:w="120"/>
+            </w:tcMar>
+          </w:tcPr>
+          <w:p>
+            <w:pPr>
+              <w:spacing w:after="0" w:before="0"/>
+            </w:pPr>
+            <w:r>
+              <w:t xml:space="preserve">Complete</w:t>
+            </w:r>
+          </w:p>
+        </w:tc>
+        <w:tc>
+          <w:tcPr>
+            <w:tcW w:type="dxa" w:w="4867"/>
+            <w:tcBorders>
+              <w:top w:val="single" w:color="CCCCCC" w:sz="1"/>
+              <w:left w:val="single" w:color="CCCCCC" w:sz="1"/>
+              <w:bottom w:val="single" w:color="CCCCCC" w:sz="1"/>
+              <w:right w:val="single" w:color="CCCCCC" w:sz="1"/>
+            </w:tcBorders>
+            <w:shd w:fill="F5F5F5" w:val="clear"/>
+            <w:tcMar>
+              <w:top w:type="dxa" w:w="60"/>
+              <w:left w:type="dxa" w:w="120"/>
+              <w:bottom w:type="dxa" w:w="60"/>
+              <w:right w:type="dxa" w:w="120"/>
+            </w:tcMar>
+          </w:tcPr>
+          <w:p>
+            <w:pPr>
+              <w:spacing w:after="0" w:before="0"/>
+            </w:pPr>
+            <w:r>
+              <w:t xml:space="preserve">isFieldLine() + colon guard in fallbackLine; loremflickr images; RagController reads AI/DefaultModel + AI/DefaultProvider from IPlatformSettingsService; extractBoldNames() in @arnir/shared/utils/answerParser.ts; enrichProductsWithAnswerNames() patches card titles from LLM answer bold text.</w:t>
+            </w:r>
+          </w:p>
+        </w:tc>
+      </w:tr>
     </w:tbl>
     <w:p>
       <w:pPr>
@@ -16424,7 +16504,7 @@
               <w:spacing w:after="0" w:before="0"/>
             </w:pPr>
             <w:r>
-              <w:t xml:space="preserve">SSE streaming client</w:t>
+              <w:t xml:space="preserve">Product title enrichment</w:t>
             </w:r>
           </w:p>
         </w:tc>
@@ -16476,7 +16556,7 @@
               <w:spacing w:after="0" w:before="0"/>
             </w:pPr>
             <w:r>
-              <w:t xml:space="preserve">src/api/ragStream.ts</w:t>
+              <w:t xml:space="preserve">src/utils/answerParser.ts — extractBoldNames() + enrichProductsWithAnswerNames()</w:t>
             </w:r>
           </w:p>
         </w:tc>
@@ -16504,7 +16584,7 @@
               <w:spacing w:after="0" w:before="0"/>
             </w:pPr>
             <w:r>
-              <w:t xml:space="preserve">Streaming chat hook</w:t>
+              <w:t xml:space="preserve">SSE streaming client</w:t>
             </w:r>
           </w:p>
         </w:tc>
@@ -16556,7 +16636,7 @@
               <w:spacing w:after="0" w:before="0"/>
             </w:pPr>
             <w:r>
-              <w:t xml:space="preserve">src/hooks/useChatStream.ts</w:t>
+              <w:t xml:space="preserve">src/api/ragStream.ts</w:t>
             </w:r>
           </w:p>
         </w:tc>
@@ -16584,7 +16664,7 @@
               <w:spacing w:after="0" w:before="0"/>
             </w:pPr>
             <w:r>
-              <w:t xml:space="preserve">Analytics tracker</w:t>
+              <w:t xml:space="preserve">Streaming chat hook</w:t>
             </w:r>
           </w:p>
         </w:tc>
@@ -16636,7 +16716,7 @@
               <w:spacing w:after="0" w:before="0"/>
             </w:pPr>
             <w:r>
-              <w:t xml:space="preserve">src/analytics/tracker.ts + AnalyticsProvider.tsx</w:t>
+              <w:t xml:space="preserve">src/hooks/useChatStream.ts</w:t>
             </w:r>
           </w:p>
         </w:tc>
@@ -16664,7 +16744,7 @@
               <w:spacing w:after="0" w:before="0"/>
             </w:pPr>
             <w:r>
-              <w:t xml:space="preserve">TypeScript types</w:t>
+              <w:t xml:space="preserve">Analytics tracker</w:t>
             </w:r>
           </w:p>
         </w:tc>
@@ -16716,7 +16796,7 @@
               <w:spacing w:after="0" w:before="0"/>
             </w:pPr>
             <w:r>
-              <w:t xml:space="preserve">src/types/index.ts — 20+ interfaces</w:t>
+              <w:t xml:space="preserve">src/analytics/tracker.ts + AnalyticsProvider.tsx</w:t>
             </w:r>
           </w:p>
         </w:tc>
@@ -16744,7 +16824,7 @@
               <w:spacing w:after="0" w:before="0"/>
             </w:pPr>
             <w:r>
-              <w:t xml:space="preserve">Docker deployment</w:t>
+              <w:t xml:space="preserve">TypeScript types</w:t>
             </w:r>
           </w:p>
         </w:tc>
@@ -16770,7 +16850,7 @@
               <w:spacing w:after="0" w:before="0"/>
             </w:pPr>
             <w:r>
-              <w:t xml:space="preserve">Root</w:t>
+              <w:t xml:space="preserve">@arnir/shared</w:t>
             </w:r>
           </w:p>
         </w:tc>
@@ -16796,7 +16876,7 @@
               <w:spacing w:after="0" w:before="0"/>
             </w:pPr>
             <w:r>
-              <w:t xml:space="preserve">Dockerfile.admin, Dockerfile.api, docker-compose.yml (profile: full)</w:t>
+              <w:t xml:space="preserve">src/types/index.ts — 20+ interfaces</w:t>
             </w:r>
           </w:p>
         </w:tc>
@@ -16824,7 +16904,7 @@
               <w:spacing w:after="0" w:before="0"/>
             </w:pPr>
             <w:r>
-              <w:t xml:space="preserve">Postman collection</w:t>
+              <w:t xml:space="preserve">Docker deployment</w:t>
             </w:r>
           </w:p>
         </w:tc>
@@ -16850,7 +16930,7 @@
               <w:spacing w:after="0" w:before="0"/>
             </w:pPr>
             <w:r>
-              <w:t xml:space="preserve">Docs</w:t>
+              <w:t xml:space="preserve">Root</w:t>
             </w:r>
           </w:p>
         </w:tc>
@@ -16876,7 +16956,7 @@
               <w:spacing w:after="0" w:before="0"/>
             </w:pPr>
             <w:r>
-              <w:t xml:space="preserve">ArNir-Postman-Collection.json + ArNir-Postman-Environment.json</w:t>
+              <w:t xml:space="preserve">Dockerfile.admin, Dockerfile.api, docker-compose.yml (profile: full)</w:t>
             </w:r>
           </w:p>
         </w:tc>
@@ -16904,7 +16984,7 @@
               <w:spacing w:after="0" w:before="0"/>
             </w:pPr>
             <w:r>
-              <w:t xml:space="preserve">Architecture docs</w:t>
+              <w:t xml:space="preserve">Postman collection</w:t>
             </w:r>
           </w:p>
         </w:tc>
@@ -16956,7 +17036,7 @@
               <w:spacing w:after="0" w:before="0"/>
             </w:pPr>
             <w:r>
-              <w:t xml:space="preserve">ArNir-Architecture.md</w:t>
+              <w:t xml:space="preserve">ArNir-Postman-Collection.json + ArNir-Postman-Environment.json</w:t>
             </w:r>
           </w:p>
         </w:tc>
@@ -16984,6 +17064,86 @@
               <w:spacing w:after="0" w:before="0"/>
             </w:pPr>
             <w:r>
+              <w:t xml:space="preserve">Architecture docs</w:t>
+            </w:r>
+          </w:p>
+        </w:tc>
+        <w:tc>
+          <w:tcPr>
+            <w:tcW w:type="dxa" w:w="2434"/>
+            <w:tcBorders>
+              <w:top w:val="single" w:color="CCCCCC" w:sz="1"/>
+              <w:left w:val="single" w:color="CCCCCC" w:sz="1"/>
+              <w:bottom w:val="single" w:color="CCCCCC" w:sz="1"/>
+              <w:right w:val="single" w:color="CCCCCC" w:sz="1"/>
+            </w:tcBorders>
+            <w:shd w:fill="F5F5F5" w:val="clear"/>
+            <w:tcMar>
+              <w:top w:type="dxa" w:w="60"/>
+              <w:left w:type="dxa" w:w="120"/>
+              <w:bottom w:type="dxa" w:w="60"/>
+              <w:right w:type="dxa" w:w="120"/>
+            </w:tcMar>
+          </w:tcPr>
+          <w:p>
+            <w:pPr>
+              <w:spacing w:after="0" w:before="0"/>
+            </w:pPr>
+            <w:r>
+              <w:t xml:space="preserve">Docs</w:t>
+            </w:r>
+          </w:p>
+        </w:tc>
+        <w:tc>
+          <w:tcPr>
+            <w:tcW w:type="dxa" w:w="3557"/>
+            <w:tcBorders>
+              <w:top w:val="single" w:color="CCCCCC" w:sz="1"/>
+              <w:left w:val="single" w:color="CCCCCC" w:sz="1"/>
+              <w:bottom w:val="single" w:color="CCCCCC" w:sz="1"/>
+              <w:right w:val="single" w:color="CCCCCC" w:sz="1"/>
+            </w:tcBorders>
+            <w:shd w:fill="F5F5F5" w:val="clear"/>
+            <w:tcMar>
+              <w:top w:type="dxa" w:w="60"/>
+              <w:left w:type="dxa" w:w="120"/>
+              <w:bottom w:type="dxa" w:w="60"/>
+              <w:right w:type="dxa" w:w="120"/>
+            </w:tcMar>
+          </w:tcPr>
+          <w:p>
+            <w:pPr>
+              <w:spacing w:after="0" w:before="0"/>
+            </w:pPr>
+            <w:r>
+              <w:t xml:space="preserve">ArNir-Architecture.md</w:t>
+            </w:r>
+          </w:p>
+        </w:tc>
+      </w:tr>
+      <w:tr>
+        <w:tc>
+          <w:tcPr>
+            <w:tcW w:type="dxa" w:w="3370"/>
+            <w:tcBorders>
+              <w:top w:val="single" w:color="CCCCCC" w:sz="1"/>
+              <w:left w:val="single" w:color="CCCCCC" w:sz="1"/>
+              <w:bottom w:val="single" w:color="CCCCCC" w:sz="1"/>
+              <w:right w:val="single" w:color="CCCCCC" w:sz="1"/>
+            </w:tcBorders>
+            <w:shd w:fill="FFFFFF" w:val="clear"/>
+            <w:tcMar>
+              <w:top w:type="dxa" w:w="60"/>
+              <w:left w:type="dxa" w:w="120"/>
+              <w:bottom w:type="dxa" w:w="60"/>
+              <w:right w:type="dxa" w:w="120"/>
+            </w:tcMar>
+          </w:tcPr>
+          <w:p>
+            <w:pPr>
+              <w:spacing w:after="0" w:before="0"/>
+            </w:pPr>
+            <w:r>
               <w:t xml:space="preserve">Unit tests</w:t>
             </w:r>
           </w:p>
@@ -16997,7 +17157,7 @@
               <w:bottom w:val="single" w:color="CCCCCC" w:sz="1"/>
               <w:right w:val="single" w:color="CCCCCC" w:sz="1"/>
             </w:tcBorders>
-            <w:shd w:fill="F5F5F5" w:val="clear"/>
+            <w:shd w:fill="FFFFFF" w:val="clear"/>
             <w:tcMar>
               <w:top w:type="dxa" w:w="60"/>
               <w:left w:type="dxa" w:w="120"/>
@@ -17023,7 +17183,7 @@
               <w:bottom w:val="single" w:color="CCCCCC" w:sz="1"/>
               <w:right w:val="single" w:color="CCCCCC" w:sz="1"/>
             </w:tcBorders>
-            <w:shd w:fill="F5F5F5" w:val="clear"/>
+            <w:shd w:fill="FFFFFF" w:val="clear"/>
             <w:tcMar>
               <w:top w:type="dxa" w:w="60"/>
               <w:left w:type="dxa" w:w="120"/>
@@ -18891,6 +19051,134 @@
           <w:b/>
           <w:bCs/>
         </w:rPr>
+        <w:t xml:space="preserve">Ecommerce Product Display Fixes + Platform Settings Wiring</w:t>
+      </w:r>
+      <w:r>
+        <w:t xml:space="preserve">: Complete — </w:t>
+      </w:r>
+      <w:r>
+        <w:rPr>
+          <w:rFonts w:ascii="Courier New" w:cs="Courier New" w:eastAsia="Courier New" w:hAnsi="Courier New"/>
+          <w:color w:val="C7254E"/>
+          <w:sz w:val="18"/>
+          <w:szCs w:val="18"/>
+        </w:rPr>
+        <w:t xml:space="preserve">isFieldLine()</w:t>
+      </w:r>
+      <w:r>
+        <w:t xml:space="preserve"> + colon guard to </w:t>
+      </w:r>
+      <w:r>
+        <w:rPr>
+          <w:rFonts w:ascii="Courier New" w:cs="Courier New" w:eastAsia="Courier New" w:hAnsi="Courier New"/>
+          <w:color w:val="C7254E"/>
+          <w:sz w:val="18"/>
+          <w:szCs w:val="18"/>
+        </w:rPr>
+        <w:t xml:space="preserve">fallbackLine</w:t>
+      </w:r>
+      <w:r>
+        <w:t xml:space="preserve">; replaced picsum.photos with loremflickr.com keyword+lock URLs; wired </w:t>
+      </w:r>
+      <w:r>
+        <w:rPr>
+          <w:rFonts w:ascii="Courier New" w:cs="Courier New" w:eastAsia="Courier New" w:hAnsi="Courier New"/>
+          <w:color w:val="C7254E"/>
+          <w:sz w:val="18"/>
+          <w:szCs w:val="18"/>
+        </w:rPr>
+        <w:t xml:space="preserve">RagController</w:t>
+      </w:r>
+      <w:r>
+        <w:t xml:space="preserve"> to read </w:t>
+      </w:r>
+      <w:r>
+        <w:rPr>
+          <w:rFonts w:ascii="Courier New" w:cs="Courier New" w:eastAsia="Courier New" w:hAnsi="Courier New"/>
+          <w:color w:val="C7254E"/>
+          <w:sz w:val="18"/>
+          <w:szCs w:val="18"/>
+        </w:rPr>
+        <w:t xml:space="preserve">AI/DefaultModel</w:t>
+      </w:r>
+      <w:r>
+        <w:t xml:space="preserve"> + </w:t>
+      </w:r>
+      <w:r>
+        <w:rPr>
+          <w:rFonts w:ascii="Courier New" w:cs="Courier New" w:eastAsia="Courier New" w:hAnsi="Courier New"/>
+          <w:color w:val="C7254E"/>
+          <w:sz w:val="18"/>
+          <w:szCs w:val="18"/>
+        </w:rPr>
+        <w:t xml:space="preserve">AI/DefaultProvider</w:t>
+      </w:r>
+      <w:r>
+        <w:t xml:space="preserve"> from </w:t>
+      </w:r>
+      <w:r>
+        <w:rPr>
+          <w:rFonts w:ascii="Courier New" w:cs="Courier New" w:eastAsia="Courier New" w:hAnsi="Courier New"/>
+          <w:color w:val="C7254E"/>
+          <w:sz w:val="18"/>
+          <w:szCs w:val="18"/>
+        </w:rPr>
+        <w:t xml:space="preserve">IPlatformSettingsService</w:t>
+      </w:r>
+      <w:r>
+        <w:t xml:space="preserve">; added </w:t>
+      </w:r>
+      <w:r>
+        <w:rPr>
+          <w:rFonts w:ascii="Courier New" w:cs="Courier New" w:eastAsia="Courier New" w:hAnsi="Courier New"/>
+          <w:color w:val="C7254E"/>
+          <w:sz w:val="18"/>
+          <w:szCs w:val="18"/>
+        </w:rPr>
+        <w:t xml:space="preserve">extractBoldNames()</w:t>
+      </w:r>
+      <w:r>
+        <w:t xml:space="preserve"> utility in </w:t>
+      </w:r>
+      <w:r>
+        <w:rPr>
+          <w:rFonts w:ascii="Courier New" w:cs="Courier New" w:eastAsia="Courier New" w:hAnsi="Courier New"/>
+          <w:color w:val="C7254E"/>
+          <w:sz w:val="18"/>
+          <w:szCs w:val="18"/>
+        </w:rPr>
+        <w:t xml:space="preserve">@arnir/shared/utils/answerParser.ts</w:t>
+      </w:r>
+      <w:r>
+        <w:t xml:space="preserve">; added </w:t>
+      </w:r>
+      <w:r>
+        <w:rPr>
+          <w:rFonts w:ascii="Courier New" w:cs="Courier New" w:eastAsia="Courier New" w:hAnsi="Courier New"/>
+          <w:color w:val="C7254E"/>
+          <w:sz w:val="18"/>
+          <w:szCs w:val="18"/>
+        </w:rPr>
+        <w:t xml:space="preserve">enrichProductsWithAnswerNames()</w:t>
+      </w:r>
+      <w:r>
+        <w:t xml:space="preserve"> to patch card titles from LLM answer bold text.</w:t>
+      </w:r>
+    </w:p>
+    <w:p>
+      <w:pPr>
+        <w:pStyle w:val="ListParagraph"/>
+        <w:numPr>
+          <w:ilvl w:val="0"/>
+          <w:numId w:val="2"/>
+        </w:numPr>
+        <w:spacing w:after="40" w:before="40"/>
+      </w:pPr>
+      <w:r>
+        <w:rPr>
+          <w:b/>
+          <w:bCs/>
+        </w:rPr>
         <w:t xml:space="preserve">Phase 5</w:t>
       </w:r>
       <w:r>
@@ -19598,7 +19886,7 @@
               <w:spacing w:after="0" w:before="0"/>
             </w:pPr>
             <w:r>
-              <w:t xml:space="preserve">Types (1)</w:t>
+              <w:t xml:space="preserve">Utilities (1)</w:t>
             </w:r>
           </w:p>
         </w:tc>
@@ -19624,7 +19912,7 @@
               <w:spacing w:after="0" w:before="0"/>
             </w:pPr>
             <w:r>
-              <w:t xml:space="preserve">types/index.ts</w:t>
+              <w:t xml:space="preserve">utils/answerParser.ts</w:t>
             </w:r>
           </w:p>
         </w:tc>
@@ -19650,7 +19938,7 @@
               <w:spacing w:after="0" w:before="0"/>
             </w:pPr>
             <w:r>
-              <w:t xml:space="preserve">20+ interfaces: Message, RetrievedChunk, ChatConfig, RagPayload, StreamHandlers, ThemeConfig, AnalyticsEvent, all component props</w:t>
+              <w:t xml:space="preserve">extractBoldNames(answer) — generic bold-markdown name extractor for title enrichment across all demos</w:t>
             </w:r>
           </w:p>
         </w:tc>
@@ -19678,6 +19966,86 @@
               <w:spacing w:after="0" w:before="0"/>
             </w:pPr>
             <w:r>
+              <w:t xml:space="preserve">Types (1)</w:t>
+            </w:r>
+          </w:p>
+        </w:tc>
+        <w:tc>
+          <w:tcPr>
+            <w:tcW w:type="dxa" w:w="3557"/>
+            <w:tcBorders>
+              <w:top w:val="single" w:color="CCCCCC" w:sz="1"/>
+              <w:left w:val="single" w:color="CCCCCC" w:sz="1"/>
+              <w:bottom w:val="single" w:color="CCCCCC" w:sz="1"/>
+              <w:right w:val="single" w:color="CCCCCC" w:sz="1"/>
+            </w:tcBorders>
+            <w:shd w:fill="F5F5F5" w:val="clear"/>
+            <w:tcMar>
+              <w:top w:type="dxa" w:w="60"/>
+              <w:left w:type="dxa" w:w="120"/>
+              <w:bottom w:type="dxa" w:w="60"/>
+              <w:right w:type="dxa" w:w="120"/>
+            </w:tcMar>
+          </w:tcPr>
+          <w:p>
+            <w:pPr>
+              <w:spacing w:after="0" w:before="0"/>
+            </w:pPr>
+            <w:r>
+              <w:t xml:space="preserve">types/index.ts</w:t>
+            </w:r>
+          </w:p>
+        </w:tc>
+        <w:tc>
+          <w:tcPr>
+            <w:tcW w:type="dxa" w:w="3931"/>
+            <w:tcBorders>
+              <w:top w:val="single" w:color="CCCCCC" w:sz="1"/>
+              <w:left w:val="single" w:color="CCCCCC" w:sz="1"/>
+              <w:bottom w:val="single" w:color="CCCCCC" w:sz="1"/>
+              <w:right w:val="single" w:color="CCCCCC" w:sz="1"/>
+            </w:tcBorders>
+            <w:shd w:fill="F5F5F5" w:val="clear"/>
+            <w:tcMar>
+              <w:top w:type="dxa" w:w="60"/>
+              <w:left w:type="dxa" w:w="120"/>
+              <w:bottom w:type="dxa" w:w="60"/>
+              <w:right w:type="dxa" w:w="120"/>
+            </w:tcMar>
+          </w:tcPr>
+          <w:p>
+            <w:pPr>
+              <w:spacing w:after="0" w:before="0"/>
+            </w:pPr>
+            <w:r>
+              <w:t xml:space="preserve">20+ interfaces: Message, RetrievedChunk, ChatConfig, RagPayload, StreamHandlers, ThemeConfig, AnalyticsEvent, all component props</w:t>
+            </w:r>
+          </w:p>
+        </w:tc>
+      </w:tr>
+      <w:tr>
+        <w:tc>
+          <w:tcPr>
+            <w:tcW w:type="dxa" w:w="1872"/>
+            <w:tcBorders>
+              <w:top w:val="single" w:color="CCCCCC" w:sz="1"/>
+              <w:left w:val="single" w:color="CCCCCC" w:sz="1"/>
+              <w:bottom w:val="single" w:color="CCCCCC" w:sz="1"/>
+              <w:right w:val="single" w:color="CCCCCC" w:sz="1"/>
+            </w:tcBorders>
+            <w:shd w:fill="FFFFFF" w:val="clear"/>
+            <w:tcMar>
+              <w:top w:type="dxa" w:w="60"/>
+              <w:left w:type="dxa" w:w="120"/>
+              <w:bottom w:type="dxa" w:w="60"/>
+              <w:right w:type="dxa" w:w="120"/>
+            </w:tcMar>
+          </w:tcPr>
+          <w:p>
+            <w:pPr>
+              <w:spacing w:after="0" w:before="0"/>
+            </w:pPr>
+            <w:r>
               <w:t xml:space="preserve">Config (1)</w:t>
             </w:r>
           </w:p>
@@ -19691,7 +20059,7 @@
               <w:bottom w:val="single" w:color="CCCCCC" w:sz="1"/>
               <w:right w:val="single" w:color="CCCCCC" w:sz="1"/>
             </w:tcBorders>
-            <w:shd w:fill="F5F5F5" w:val="clear"/>
+            <w:shd w:fill="FFFFFF" w:val="clear"/>
             <w:tcMar>
               <w:top w:type="dxa" w:w="60"/>
               <w:left w:type="dxa" w:w="120"/>
@@ -19717,7 +20085,7 @@
               <w:bottom w:val="single" w:color="CCCCCC" w:sz="1"/>
               <w:right w:val="single" w:color="CCCCCC" w:sz="1"/>
             </w:tcBorders>
-            <w:shd w:fill="F5F5F5" w:val="clear"/>
+            <w:shd w:fill="FFFFFF" w:val="clear"/>
             <w:tcMar>
               <w:top w:type="dxa" w:w="60"/>
               <w:left w:type="dxa" w:w="120"/>
@@ -19900,7 +20268,7 @@
           <w:i/>
           <w:iCs/>
         </w:rPr>
-        <w:t xml:space="preserve">ArNir Knowledge Base v2.3  |  Generated March 2026  |  Build: 0 errors  |  Tests: 72/72  |  8 Sprints + Phases A-F + Improvement Phases 1-8 + Ecommerce Bug Fix completed</w:t>
+        <w:t xml:space="preserve">ArNir Knowledge Base v2.4  |  Generated March 2026  |  Build: 0 errors  |  Tests: 72/72  |  8 Sprints + Phases A-F + Improvement Phases 1-8 + Ecommerce Bug Fix + Product Display Fixes + Platform Settings Wiring completed</w:t>
       </w:r>
     </w:p>
     <w:sectPr>
@@ -20056,7 +20424,7 @@
         <w:sz w:val="18"/>
         <w:szCs w:val="18"/>
       </w:rPr>
-      <w:t xml:space="preserve">ArNir Enterprise AI Platform — Knowledge Base  |  v2.3</w:t>
+      <w:t xml:space="preserve">ArNir Enterprise AI Platform — Knowledge Base  |  v2.4</w:t>
     </w:r>
   </w:p>
 </w:hdr>
